--- a/KUT_Document_Control_Standard.docx
+++ b/KUT_Document_Control_Standard.docx
@@ -1819,7 +1819,7 @@
                 <w:b w:val="0"/>
                 <w:sz w:val="17"/>
               </w:rPr>
-              <w:t>M3, M2, DR, SH, SC, SP, RP, CA, RD, MS, PP, CR, TR, BQ</w:t>
+              <w:t>CO, CP, CR, DR, IE, M2, M3, MI, PP, PR, RD, RI, RP, SH, SN, SP, SU, VS</w:t>
             </w:r>
           </w:p>
         </w:tc>
@@ -1887,7 +1887,7 @@
                 <w:b w:val="0"/>
                 <w:sz w:val="17"/>
               </w:rPr>
-              <w:t>A, S, M, E, P, FP, LV, G. Z is used for multi-discipline and federated containers</w:t>
+              <w:t>A, C, E, I, M, P, Q, S, W, X, Y. Z is used for multi-discipline and federated containers</w:t>
             </w:r>
           </w:p>
         </w:tc>
@@ -3319,7 +3319,7 @@
                 <w:b w:val="0"/>
                 <w:sz w:val="17"/>
               </w:rPr>
-              <w:t>M3</w:t>
+              <w:t>CO</w:t>
             </w:r>
           </w:p>
         </w:tc>
@@ -3341,7 +3341,7 @@
                 <w:b w:val="0"/>
                 <w:sz w:val="17"/>
               </w:rPr>
-              <w:t>3D model</w:t>
+              <w:t>Correspondence</w:t>
             </w:r>
           </w:p>
         </w:tc>
@@ -3363,7 +3363,7 @@
                 <w:b w:val="0"/>
                 <w:sz w:val="17"/>
               </w:rPr>
-              <w:t>CA</w:t>
+              <w:t>PR</w:t>
             </w:r>
           </w:p>
         </w:tc>
@@ -3385,7 +3385,7 @@
                 <w:b w:val="0"/>
                 <w:sz w:val="17"/>
               </w:rPr>
-              <w:t>Calculation</w:t>
+              <w:t>Programme</w:t>
             </w:r>
           </w:p>
         </w:tc>
@@ -3409,7 +3409,7 @@
                 <w:b w:val="0"/>
                 <w:sz w:val="17"/>
               </w:rPr>
-              <w:t>M2</w:t>
+              <w:t>CP</w:t>
             </w:r>
           </w:p>
         </w:tc>
@@ -3431,7 +3431,7 @@
                 <w:b w:val="0"/>
                 <w:sz w:val="17"/>
               </w:rPr>
-              <w:t>2D model or drafting</w:t>
+              <w:t>Cost plan — including bills of quantities</w:t>
             </w:r>
           </w:p>
         </w:tc>
@@ -3499,7 +3499,7 @@
                 <w:b w:val="0"/>
                 <w:sz w:val="17"/>
               </w:rPr>
-              <w:t>DR</w:t>
+              <w:t>CR</w:t>
             </w:r>
           </w:p>
         </w:tc>
@@ -3521,7 +3521,7 @@
                 <w:b w:val="0"/>
                 <w:sz w:val="17"/>
               </w:rPr>
-              <w:t>Drawing</w:t>
+              <w:t>Clash rendition</w:t>
             </w:r>
           </w:p>
         </w:tc>
@@ -3543,7 +3543,7 @@
                 <w:b w:val="0"/>
                 <w:sz w:val="17"/>
               </w:rPr>
-              <w:t>MS</w:t>
+              <w:t>RI</w:t>
             </w:r>
           </w:p>
         </w:tc>
@@ -3565,7 +3565,7 @@
                 <w:b w:val="0"/>
                 <w:sz w:val="17"/>
               </w:rPr>
-              <w:t>Method statement</w:t>
+              <w:t>Request for information</w:t>
             </w:r>
           </w:p>
         </w:tc>
@@ -3589,7 +3589,7 @@
                 <w:b w:val="0"/>
                 <w:sz w:val="17"/>
               </w:rPr>
-              <w:t>SH</w:t>
+              <w:t>DR</w:t>
             </w:r>
           </w:p>
         </w:tc>
@@ -3611,7 +3611,7 @@
                 <w:b w:val="0"/>
                 <w:sz w:val="17"/>
               </w:rPr>
-              <w:t>Sheet</w:t>
+              <w:t>Drawing — including sheets</w:t>
             </w:r>
           </w:p>
         </w:tc>
@@ -3633,7 +3633,7 @@
                 <w:b w:val="0"/>
                 <w:sz w:val="17"/>
               </w:rPr>
-              <w:t>PP</w:t>
+              <w:t>RP</w:t>
             </w:r>
           </w:p>
         </w:tc>
@@ -3655,7 +3655,7 @@
                 <w:b w:val="0"/>
                 <w:sz w:val="17"/>
               </w:rPr>
-              <w:t>Presentation</w:t>
+              <w:t>Report — including calculations and method statements</w:t>
             </w:r>
           </w:p>
         </w:tc>
@@ -3679,7 +3679,7 @@
                 <w:b w:val="0"/>
                 <w:sz w:val="17"/>
               </w:rPr>
-              <w:t>SC</w:t>
+              <w:t>IE</w:t>
             </w:r>
           </w:p>
         </w:tc>
@@ -3701,7 +3701,7 @@
                 <w:b w:val="0"/>
                 <w:sz w:val="17"/>
               </w:rPr>
-              <w:t>Schedule</w:t>
+              <w:t>Information exchange — including transmittals</w:t>
             </w:r>
           </w:p>
         </w:tc>
@@ -3723,7 +3723,7 @@
                 <w:b w:val="0"/>
                 <w:sz w:val="17"/>
               </w:rPr>
-              <w:t>CR</w:t>
+              <w:t>SH</w:t>
             </w:r>
           </w:p>
         </w:tc>
@@ -3745,7 +3745,7 @@
                 <w:b w:val="0"/>
                 <w:sz w:val="17"/>
               </w:rPr>
-              <w:t>Clash or coordination report</w:t>
+              <w:t>Schedule</w:t>
             </w:r>
           </w:p>
         </w:tc>
@@ -3769,7 +3769,7 @@
                 <w:b w:val="0"/>
                 <w:sz w:val="17"/>
               </w:rPr>
-              <w:t>SP</w:t>
+              <w:t>M2</w:t>
             </w:r>
           </w:p>
         </w:tc>
@@ -3791,7 +3791,7 @@
                 <w:b w:val="0"/>
                 <w:sz w:val="17"/>
               </w:rPr>
-              <w:t>Specification</w:t>
+              <w:t>2D model</w:t>
             </w:r>
           </w:p>
         </w:tc>
@@ -3813,7 +3813,7 @@
                 <w:b w:val="0"/>
                 <w:sz w:val="17"/>
               </w:rPr>
-              <w:t>TR</w:t>
+              <w:t>SN</w:t>
             </w:r>
           </w:p>
         </w:tc>
@@ -3835,7 +3835,7 @@
                 <w:b w:val="0"/>
                 <w:sz w:val="17"/>
               </w:rPr>
-              <w:t>Transmittal or notice</w:t>
+              <w:t>Snagging list</w:t>
             </w:r>
           </w:p>
         </w:tc>
@@ -3859,7 +3859,7 @@
                 <w:b w:val="0"/>
                 <w:sz w:val="17"/>
               </w:rPr>
-              <w:t>RP</w:t>
+              <w:t>M3</w:t>
             </w:r>
           </w:p>
         </w:tc>
@@ -3881,7 +3881,7 @@
                 <w:b w:val="0"/>
                 <w:sz w:val="17"/>
               </w:rPr>
-              <w:t>Report</w:t>
+              <w:t>3D model</w:t>
             </w:r>
           </w:p>
         </w:tc>
@@ -3903,7 +3903,7 @@
                 <w:b w:val="0"/>
                 <w:sz w:val="17"/>
               </w:rPr>
-              <w:t>BQ</w:t>
+              <w:t>SP</w:t>
             </w:r>
           </w:p>
         </w:tc>
@@ -3925,7 +3925,187 @@
                 <w:b w:val="0"/>
                 <w:sz w:val="17"/>
               </w:rPr>
-              <w:t>Bill of quantities</w:t>
+              <w:t>Specification</w:t>
+            </w:r>
+          </w:p>
+        </w:tc>
+      </w:tr>
+      <w:tr>
+        <w:tc>
+          <w:tcPr>
+            <w:tcW w:type="dxa" w:w="1134"/>
+          </w:tcPr>
+          <w:p>
+            <w:pPr>
+              <w:spacing w:after="40"/>
+            </w:pPr>
+            <w:r>
+              <w:rPr>
+                <w:sz w:val="17"/>
+              </w:rPr>
+            </w:r>
+            <w:r>
+              <w:rPr>
+                <w:b w:val="0"/>
+                <w:sz w:val="17"/>
+              </w:rPr>
+              <w:t>MI</w:t>
+            </w:r>
+          </w:p>
+        </w:tc>
+        <w:tc>
+          <w:tcPr>
+            <w:tcW w:type="dxa" w:w="3572"/>
+          </w:tcPr>
+          <w:p>
+            <w:pPr>
+              <w:spacing w:after="40"/>
+            </w:pPr>
+            <w:r>
+              <w:rPr>
+                <w:sz w:val="17"/>
+              </w:rPr>
+            </w:r>
+            <w:r>
+              <w:rPr>
+                <w:b w:val="0"/>
+                <w:sz w:val="17"/>
+              </w:rPr>
+              <w:t>Minutes or action list</w:t>
+            </w:r>
+          </w:p>
+        </w:tc>
+        <w:tc>
+          <w:tcPr>
+            <w:tcW w:type="dxa" w:w="1134"/>
+          </w:tcPr>
+          <w:p>
+            <w:pPr>
+              <w:spacing w:after="40"/>
+            </w:pPr>
+            <w:r>
+              <w:rPr>
+                <w:sz w:val="17"/>
+              </w:rPr>
+            </w:r>
+            <w:r>
+              <w:rPr>
+                <w:b w:val="0"/>
+                <w:sz w:val="17"/>
+              </w:rPr>
+              <w:t>SU</w:t>
+            </w:r>
+          </w:p>
+        </w:tc>
+        <w:tc>
+          <w:tcPr>
+            <w:tcW w:type="dxa" w:w="3572"/>
+          </w:tcPr>
+          <w:p>
+            <w:pPr>
+              <w:spacing w:after="40"/>
+            </w:pPr>
+            <w:r>
+              <w:rPr>
+                <w:sz w:val="17"/>
+              </w:rPr>
+            </w:r>
+            <w:r>
+              <w:rPr>
+                <w:b w:val="0"/>
+                <w:sz w:val="17"/>
+              </w:rPr>
+              <w:t>Survey</w:t>
+            </w:r>
+          </w:p>
+        </w:tc>
+      </w:tr>
+      <w:tr>
+        <w:tc>
+          <w:tcPr>
+            <w:tcW w:type="dxa" w:w="1134"/>
+          </w:tcPr>
+          <w:p>
+            <w:pPr>
+              <w:spacing w:after="40"/>
+            </w:pPr>
+            <w:r>
+              <w:rPr>
+                <w:sz w:val="17"/>
+              </w:rPr>
+            </w:r>
+            <w:r>
+              <w:rPr>
+                <w:b w:val="0"/>
+                <w:sz w:val="17"/>
+              </w:rPr>
+              <w:t>PP</w:t>
+            </w:r>
+          </w:p>
+        </w:tc>
+        <w:tc>
+          <w:tcPr>
+            <w:tcW w:type="dxa" w:w="3572"/>
+          </w:tcPr>
+          <w:p>
+            <w:pPr>
+              <w:spacing w:after="40"/>
+            </w:pPr>
+            <w:r>
+              <w:rPr>
+                <w:sz w:val="17"/>
+              </w:rPr>
+            </w:r>
+            <w:r>
+              <w:rPr>
+                <w:b w:val="0"/>
+                <w:sz w:val="17"/>
+              </w:rPr>
+              <w:t>Presentation</w:t>
+            </w:r>
+          </w:p>
+        </w:tc>
+        <w:tc>
+          <w:tcPr>
+            <w:tcW w:type="dxa" w:w="1134"/>
+          </w:tcPr>
+          <w:p>
+            <w:pPr>
+              <w:spacing w:after="40"/>
+            </w:pPr>
+            <w:r>
+              <w:rPr>
+                <w:sz w:val="17"/>
+              </w:rPr>
+            </w:r>
+            <w:r>
+              <w:rPr>
+                <w:b w:val="0"/>
+                <w:sz w:val="17"/>
+              </w:rPr>
+              <w:t>VS</w:t>
+            </w:r>
+          </w:p>
+        </w:tc>
+        <w:tc>
+          <w:tcPr>
+            <w:tcW w:type="dxa" w:w="3572"/>
+          </w:tcPr>
+          <w:p>
+            <w:pPr>
+              <w:spacing w:after="40"/>
+            </w:pPr>
+            <w:r>
+              <w:rPr>
+                <w:sz w:val="17"/>
+              </w:rPr>
+            </w:r>
+            <w:r>
+              <w:rPr>
+                <w:b w:val="0"/>
+                <w:sz w:val="17"/>
+              </w:rPr>
+              <w:t>Visualisation</w:t>
             </w:r>
           </w:p>
         </w:tc>
@@ -4035,7 +4215,7 @@
                 <w:b w:val="0"/>
                 <w:sz w:val="17"/>
               </w:rPr>
-              <w:t>Architecture and interiors</w:t>
+              <w:t>Architect</w:t>
             </w:r>
           </w:p>
         </w:tc>
@@ -4059,7 +4239,7 @@
                 <w:b w:val="0"/>
                 <w:sz w:val="17"/>
               </w:rPr>
-              <w:t>S</w:t>
+              <w:t>C</w:t>
             </w:r>
           </w:p>
         </w:tc>
@@ -4081,7 +4261,7 @@
                 <w:b w:val="0"/>
                 <w:sz w:val="17"/>
               </w:rPr>
-              <w:t>Structural</w:t>
+              <w:t>Civil Engineer</w:t>
             </w:r>
           </w:p>
         </w:tc>
@@ -4105,7 +4285,7 @@
                 <w:b w:val="0"/>
                 <w:sz w:val="17"/>
               </w:rPr>
-              <w:t>M</w:t>
+              <w:t>E</w:t>
             </w:r>
           </w:p>
         </w:tc>
@@ -4127,7 +4307,7 @@
                 <w:b w:val="0"/>
                 <w:sz w:val="17"/>
               </w:rPr>
-              <w:t>Mechanical</w:t>
+              <w:t>Electrical Engineer</w:t>
             </w:r>
           </w:p>
         </w:tc>
@@ -4151,7 +4331,7 @@
                 <w:b w:val="0"/>
                 <w:sz w:val="17"/>
               </w:rPr>
-              <w:t>E</w:t>
+              <w:t>I</w:t>
             </w:r>
           </w:p>
         </w:tc>
@@ -4173,7 +4353,7 @@
                 <w:b w:val="0"/>
                 <w:sz w:val="17"/>
               </w:rPr>
-              <w:t>Electrical, including lighting</w:t>
+              <w:t>Interior Designer — including FF&amp;E and finishes</w:t>
             </w:r>
           </w:p>
         </w:tc>
@@ -4197,7 +4377,7 @@
                 <w:b w:val="0"/>
                 <w:sz w:val="17"/>
               </w:rPr>
-              <w:t>P</w:t>
+              <w:t>M</w:t>
             </w:r>
           </w:p>
         </w:tc>
@@ -4219,7 +4399,7 @@
                 <w:b w:val="0"/>
                 <w:sz w:val="17"/>
               </w:rPr>
-              <w:t>Public health — plumbing and drainage</w:t>
+              <w:t>Mechanical Engineer</w:t>
             </w:r>
           </w:p>
         </w:tc>
@@ -4243,7 +4423,7 @@
                 <w:b w:val="0"/>
                 <w:sz w:val="17"/>
               </w:rPr>
-              <w:t>FP</w:t>
+              <w:t>P</w:t>
             </w:r>
           </w:p>
         </w:tc>
@@ -4265,7 +4445,7 @@
                 <w:b w:val="0"/>
                 <w:sz w:val="17"/>
               </w:rPr>
-              <w:t>Fire protection</w:t>
+              <w:t>Public Health Engineer — plumbing and drainage</w:t>
             </w:r>
           </w:p>
         </w:tc>
@@ -4289,7 +4469,7 @@
                 <w:b w:val="0"/>
                 <w:sz w:val="17"/>
               </w:rPr>
-              <w:t>LV</w:t>
+              <w:t>Q</w:t>
             </w:r>
           </w:p>
         </w:tc>
@@ -4311,7 +4491,7 @@
                 <w:b w:val="0"/>
                 <w:sz w:val="17"/>
               </w:rPr>
-              <w:t>Low voltage and communications</w:t>
+              <w:t>Quantity Surveyor</w:t>
             </w:r>
           </w:p>
         </w:tc>
@@ -4335,7 +4515,7 @@
                 <w:b w:val="0"/>
                 <w:sz w:val="17"/>
               </w:rPr>
-              <w:t>G</w:t>
+              <w:t>S</w:t>
             </w:r>
           </w:p>
         </w:tc>
@@ -4357,7 +4537,145 @@
                 <w:b w:val="0"/>
                 <w:sz w:val="17"/>
               </w:rPr>
-              <w:t>Civil and site</w:t>
+              <w:t>Structural Engineer</w:t>
+            </w:r>
+          </w:p>
+        </w:tc>
+      </w:tr>
+      <w:tr>
+        <w:tc>
+          <w:tcPr>
+            <w:tcW w:type="dxa" w:w="1701"/>
+          </w:tcPr>
+          <w:p>
+            <w:pPr>
+              <w:spacing w:after="40"/>
+            </w:pPr>
+            <w:r>
+              <w:rPr>
+                <w:sz w:val="17"/>
+              </w:rPr>
+            </w:r>
+            <w:r>
+              <w:rPr>
+                <w:b w:val="0"/>
+                <w:sz w:val="17"/>
+              </w:rPr>
+              <w:t>W</w:t>
+            </w:r>
+          </w:p>
+        </w:tc>
+        <w:tc>
+          <w:tcPr>
+            <w:tcW w:type="dxa" w:w="7710"/>
+          </w:tcPr>
+          <w:p>
+            <w:pPr>
+              <w:spacing w:after="40"/>
+            </w:pPr>
+            <w:r>
+              <w:rPr>
+                <w:sz w:val="17"/>
+              </w:rPr>
+            </w:r>
+            <w:r>
+              <w:rPr>
+                <w:b w:val="0"/>
+                <w:sz w:val="17"/>
+              </w:rPr>
+              <w:t>Contractor</w:t>
+            </w:r>
+          </w:p>
+        </w:tc>
+      </w:tr>
+      <w:tr>
+        <w:tc>
+          <w:tcPr>
+            <w:tcW w:type="dxa" w:w="1701"/>
+          </w:tcPr>
+          <w:p>
+            <w:pPr>
+              <w:spacing w:after="40"/>
+            </w:pPr>
+            <w:r>
+              <w:rPr>
+                <w:sz w:val="17"/>
+              </w:rPr>
+            </w:r>
+            <w:r>
+              <w:rPr>
+                <w:b w:val="0"/>
+                <w:sz w:val="17"/>
+              </w:rPr>
+              <w:t>X</w:t>
+            </w:r>
+          </w:p>
+        </w:tc>
+        <w:tc>
+          <w:tcPr>
+            <w:tcW w:type="dxa" w:w="7710"/>
+          </w:tcPr>
+          <w:p>
+            <w:pPr>
+              <w:spacing w:after="40"/>
+            </w:pPr>
+            <w:r>
+              <w:rPr>
+                <w:sz w:val="17"/>
+              </w:rPr>
+            </w:r>
+            <w:r>
+              <w:rPr>
+                <w:b w:val="0"/>
+                <w:sz w:val="17"/>
+              </w:rPr>
+              <w:t>Sub-contractor</w:t>
+            </w:r>
+          </w:p>
+        </w:tc>
+      </w:tr>
+      <w:tr>
+        <w:tc>
+          <w:tcPr>
+            <w:tcW w:type="dxa" w:w="1701"/>
+          </w:tcPr>
+          <w:p>
+            <w:pPr>
+              <w:spacing w:after="40"/>
+            </w:pPr>
+            <w:r>
+              <w:rPr>
+                <w:sz w:val="17"/>
+              </w:rPr>
+            </w:r>
+            <w:r>
+              <w:rPr>
+                <w:b w:val="0"/>
+                <w:sz w:val="17"/>
+              </w:rPr>
+              <w:t>Y</w:t>
+            </w:r>
+          </w:p>
+        </w:tc>
+        <w:tc>
+          <w:tcPr>
+            <w:tcW w:type="dxa" w:w="7710"/>
+          </w:tcPr>
+          <w:p>
+            <w:pPr>
+              <w:spacing w:after="40"/>
+            </w:pPr>
+            <w:r>
+              <w:rPr>
+                <w:sz w:val="17"/>
+              </w:rPr>
+            </w:r>
+            <w:r>
+              <w:rPr>
+                <w:b w:val="0"/>
+                <w:sz w:val="17"/>
+              </w:rPr>
+              <w:t>Specialist Designer — fire protection, low voltage and communications</w:t>
             </w:r>
           </w:p>
         </w:tc>
@@ -4468,7 +4786,7 @@
                 <w:b w:val="0"/>
                 <w:sz w:val="17"/>
               </w:rPr>
-              <w:t>Multi-discipline, federated and management containers</w:t>
+              <w:t>General — multi-discipline, federated and management containers</w:t>
             </w:r>
           </w:p>
         </w:tc>
